--- a/Books/Stories/LokiAndTheArchonPrincess/Book_LokiAndTheArchonPrincess.docx
+++ b/Books/Stories/LokiAndTheArchonPrincess/Book_LokiAndTheArchonPrincess.docx
@@ -27,7 +27,13 @@
     <w:p/>
     <w:p>
       <w:r>
-        <w:t>You do well to head my warning, for the blood you spill shall surely be your own</w:t>
+        <w:t>You do well to he</w:t>
+      </w:r>
+      <w:r>
+        <w:t>e</w:t>
+      </w:r>
+      <w:r>
+        <w:t>d my warning, for the blood you spill shall surely be your own</w:t>
       </w:r>
     </w:p>
     <w:p/>
@@ -814,7 +820,13 @@
     </w:p>
     <w:p>
       <w:r>
-        <w:t xml:space="preserve">“Yes dad,” Loki sighed. “Along with the note excusing me from all physical activity, and the note saying I have to wear this jacket </w:t>
+        <w:t xml:space="preserve">“Yes dad,” Loki </w:t>
+      </w:r>
+      <w:r>
+        <w:t>said, sighing</w:t>
+      </w:r>
+      <w:r>
+        <w:t xml:space="preserve">. “Along with the note excusing me from all physical activity, and the note saying I have to wear this jacket </w:t>
       </w:r>
       <w:r>
         <w:t>in school</w:t>
@@ -842,21 +854,45 @@
         <w:t>“And I’m sure every teacher here knows I’m forbidden from eating meat</w:t>
       </w:r>
       <w:r>
-        <w:t>,” Loki grimaced.</w:t>
+        <w:t xml:space="preserve">,” Loki </w:t>
+      </w:r>
+      <w:r>
+        <w:t>said, grimacing</w:t>
+      </w:r>
+      <w:r>
+        <w:t>.</w:t>
       </w:r>
     </w:p>
     <w:p>
       <w:r>
         <w:lastRenderedPageBreak/>
-        <w:t>“You know very well that meat aggravates you medical condition,” the father scolded. “You’ve already grown 3 inches in the last two months, proving you have been cheating.”</w:t>
-      </w:r>
-    </w:p>
-    <w:p>
-      <w:r>
-        <w:t>“But meat is so addicting,” Loki grumbled. “It’s not fair that everyone can eat it but me. All I can eat is fish.” Vegetables gave his gas.</w:t>
-      </w:r>
-      <w:r>
-        <w:t xml:space="preserve"> Junk food was allowed as long as it </w:t>
+        <w:t xml:space="preserve">“You know very well that meat aggravates you medical condition,” the father </w:t>
+      </w:r>
+      <w:r>
+        <w:t>said</w:t>
+      </w:r>
+      <w:r>
+        <w:t>. “You’ve already grown 3 inches in the last two months, proving you have been cheating.”</w:t>
+      </w:r>
+    </w:p>
+    <w:p>
+      <w:r>
+        <w:t xml:space="preserve">“But meat is so addicting,” Loki </w:t>
+      </w:r>
+      <w:r>
+        <w:t>said</w:t>
+      </w:r>
+      <w:r>
+        <w:t>. “It’s not fair that everyone can eat it but me. All I can eat is fish.” Vegetables gave his gas.</w:t>
+      </w:r>
+      <w:r>
+        <w:t xml:space="preserve"> Junk food was </w:t>
+      </w:r>
+      <w:r>
+        <w:t>fine</w:t>
+      </w:r>
+      <w:r>
+        <w:t xml:space="preserve"> as long as it </w:t>
       </w:r>
       <w:r>
         <w:t>was highly processed</w:t>
@@ -921,7 +957,21 @@
     </w:p>
     <w:p>
       <w:r>
-        <w:t>“Ladies and gentlemen, please enter the auditorium,” the P.A. announced.</w:t>
+        <w:t xml:space="preserve">“Ladies and </w:t>
+      </w:r>
+      <w:proofErr w:type="gramStart"/>
+      <w:r>
+        <w:t>gentlemen,</w:t>
+      </w:r>
+      <w:proofErr w:type="gramEnd"/>
+      <w:r>
+        <w:t xml:space="preserve"> please enter the auditorium,” the P.A. </w:t>
+      </w:r>
+      <w:r>
+        <w:t>said</w:t>
+      </w:r>
+      <w:r>
+        <w:t>.</w:t>
       </w:r>
     </w:p>
     <w:p>
@@ -1214,6 +1264,9 @@
       <w:r>
         <w:t>Loki chuckled to himself as he watched the girl stomp away in a rage.</w:t>
       </w:r>
+      <w:r>
+        <w:t xml:space="preserve"> Teasing them was fun.</w:t>
+      </w:r>
     </w:p>
     <w:p>
       <w:r>
@@ -1373,7 +1426,10 @@
         <w:t>, fifth Dan</w:t>
       </w:r>
       <w:r>
-        <w:t>,” Loki admitted</w:t>
+        <w:t xml:space="preserve">,” Loki </w:t>
+      </w:r>
+      <w:r>
+        <w:t>said</w:t>
       </w:r>
       <w:r>
         <w:t>.</w:t>
@@ -1532,7 +1588,7 @@
           <w:rPr>
             <w:noProof/>
           </w:rPr>
-          <w:t>4</w:t>
+          <w:t>6</w:t>
         </w:r>
         <w:r>
           <w:rPr>
@@ -1575,7 +1631,7 @@
           <w:rPr>
             <w:noProof/>
           </w:rPr>
-          <w:t>5</w:t>
+          <w:t>7</w:t>
         </w:r>
         <w:r>
           <w:rPr>
@@ -1721,7 +1777,7 @@
         <v:path o:extrusionok="f" gradientshapeok="t" o:connecttype="rect"/>
         <o:lock v:ext="edit" aspectratio="t"/>
       </v:shapetype>
-      <v:shape id="_x0000_i1040" type="#_x0000_t75" style="width:138.4pt;height:53.4pt;visibility:visible;mso-wrap-style:square" o:bullet="t">
+      <v:shape id="_x0000_i1029" type="#_x0000_t75" style="width:138.55pt;height:53.45pt;visibility:visible;mso-wrap-style:square" o:bullet="t">
         <v:imagedata r:id="rId1" o:title="MC900065312[1]"/>
       </v:shape>
     </w:pict>
@@ -2926,7 +2982,7 @@
 </file>
 
 <file path=customXml/itemProps1.xml><?xml version="1.0" encoding="utf-8"?>
-<ds:datastoreItem xmlns:ds="http://schemas.openxmlformats.org/officeDocument/2006/customXml" ds:itemID="{536CC6F6-6F67-4A66-BACB-4AB2FFECAA34}">
+<ds:datastoreItem xmlns:ds="http://schemas.openxmlformats.org/officeDocument/2006/customXml" ds:itemID="{4FFAC8C5-9AF3-4F1A-9A7B-BE28CC27CA95}">
   <ds:schemaRefs>
     <ds:schemaRef ds:uri="http://schemas.openxmlformats.org/officeDocument/2006/bibliography"/>
   </ds:schemaRefs>
